--- a/backend/word/pedicure hybrydowy bez pięt.docx
+++ b/backend/word/pedicure hybrydowy bez pięt.docx
@@ -4,7 +4,7 @@
   <w:body>
     <w:p>
       <w:r>
-        <w:t>PEDICURE HYBRYDOWY BEZ OPRACOWANIA PIĘT</w:t>
+        <w:t>Pedicure hybrydowy bez opracowania pięt</w:t>
       </w:r>
     </w:p>
     <w:p>
@@ -170,10 +170,7 @@
     <w:p/>
     <w:p>
       <w:r>
-        <w:t xml:space="preserve">Wskazania </w:t>
-      </w:r>
-      <w:r>
-        <w:t>do pedicure hybrydowego:</w:t>
+        <w:t>Wskazania do pedicure hybrydowego:</w:t>
       </w:r>
     </w:p>
     <w:p>
@@ -317,10 +314,7 @@
     <w:p>
       <w:bookmarkStart w:id="1" w:name="_Hlk222325657"/>
       <w:r>
-        <w:t xml:space="preserve">Wskazówki </w:t>
-      </w:r>
-      <w:r>
-        <w:t>po pedicure hybrydowym:</w:t>
+        <w:t>Wskazówki po pedicure hybrydowym:</w:t>
       </w:r>
     </w:p>
     <w:p>
